--- a/examples/B-AI稿体检/5-成稿.docx
+++ b/examples/B-AI稿体检/5-成稿.docx
@@ -124,6 +124,7 @@
     </w:p>
     <w:p>
       <w:pPr>
+        <w:keepNext/>
         <w:spacing w:line="578" w:lineRule="exact" w:before="0" w:after="0"/>
         <w:ind w:left="0" w:leftChars="0" w:right="0" w:rightChars="0" w:firstLine="640" w:firstLineChars="200"/>
         <w:jc w:val="both"/>
@@ -155,6 +156,7 @@
     </w:p>
     <w:p>
       <w:pPr>
+        <w:keepNext/>
         <w:spacing w:line="578" w:lineRule="exact" w:before="0" w:after="0"/>
         <w:ind w:left="0" w:leftChars="0" w:right="0" w:rightChars="0" w:firstLine="640" w:firstLineChars="200"/>
         <w:jc w:val="both"/>
@@ -282,6 +284,7 @@
     </w:p>
     <w:p>
       <w:pPr>
+        <w:keepNext/>
         <w:spacing w:line="578" w:lineRule="exact" w:before="0" w:after="0"/>
         <w:ind w:left="0" w:leftChars="0" w:right="0" w:rightChars="0" w:firstLine="640" w:firstLineChars="200"/>
         <w:jc w:val="both"/>
@@ -365,11 +368,12 @@
           <w:sz w:val="32"/>
           <w:szCs w:val="32"/>
         </w:rPr>
-        <w:t>抽查发现的问题，相关学校于2026年12月15日前整改到位。</w:t>
+        <w:t>抽查发现的问题，相关学校于2026年12月17日前整改到位。</w:t>
       </w:r>
     </w:p>
     <w:p>
       <w:pPr>
+        <w:keepNext/>
         <w:spacing w:line="578" w:lineRule="exact" w:before="0" w:after="0"/>
         <w:ind w:left="0" w:leftChars="0" w:right="0" w:rightChars="0" w:firstLine="640" w:firstLineChars="200"/>
         <w:jc w:val="both"/>
@@ -564,7 +568,7 @@
           <w:sz w:val="32"/>
           <w:szCs w:val="32"/>
         </w:rPr>
-        <w:t>2026年10月9日</w:t>
+        <w:t>2026年10月7日</w:t>
       </w:r>
     </w:p>
     <w:tbl>
@@ -613,7 +617,7 @@
               </w:rPr>
               <w:t>某区教育局办公室</w:t>
               <w:tab/>
-              <w:t>2026年10月9日印发</w:t>
+              <w:t>2026年10月7日印发</w:t>
             </w:r>
           </w:p>
         </w:tc>

--- a/examples/B-AI稿体检/5-成稿.docx
+++ b/examples/B-AI稿体检/5-成稿.docx
@@ -151,7 +151,7 @@
           <w:sz w:val="32"/>
           <w:szCs w:val="32"/>
         </w:rPr>
-        <w:t>冬季取暖用电增多、道路结冰、流感高发，是校园安全事故的高发期。部分学校仍存在重检查轻整改的问题。各学校要以此次检查为抓手，建设校园安全管理体系，运用信息化手段提升管理能力，打通教育、公安、应急管理等部门的隐患数据，实现隐患发现、整改、销号闭环管理。</w:t>
+        <w:t>冬季取暖用电增多、道路结冰、流感高发，是校园安全事故的高发期。部分学校仍存在重检查轻整改的问题。各学校要以此次检查为抓手，建设校园安全管理体系，运用信息化手段提升校园安全管理水平，打通教育、公安、应急管理等部门的隐患数据，实现隐患发现、整改、销号全流程闭环管理。</w:t>
       </w:r>
     </w:p>
     <w:p>
